--- a/data/employees/EMP008/AST-EMP008-03.docx
+++ b/data/employees/EMP008/AST-EMP008-03.docx
@@ -7,10 +7,7 @@
         <w:pStyle w:val="Heading1"/>
       </w:pPr>
       <w:r>
-        <w:rPr>
-          <w:sz w:val="36"/>
-        </w:rPr>
-        <w:t>Design specification - EMP008</w:t>
+        <w:t>Ast Emp008 03 - EMP008</w:t>
       </w:r>
     </w:p>
     <w:p>
@@ -18,130 +15,32 @@
         <w:pStyle w:val="Heading2"/>
       </w:pPr>
       <w:r>
-        <w:t>Document Metadata</w:t>
-      </w:r>
-    </w:p>
-    <w:tbl>
-      <w:tblPr>
-        <w:tblStyle w:val="TableGrid"/>
-        <w:tblW w:type="auto" w:w="0"/>
-        <w:tblLook w:firstColumn="1" w:firstRow="1" w:lastColumn="0" w:lastRow="0" w:noHBand="0" w:noVBand="1" w:val="04A0"/>
-      </w:tblPr>
-      <w:tblGrid>
-        <w:gridCol w:w="4320"/>
-        <w:gridCol w:w="4320"/>
-      </w:tblGrid>
-      <w:tr>
-        <w:tc>
-          <w:tcPr>
-            <w:tcW w:type="dxa" w:w="4320"/>
-          </w:tcPr>
-          <w:p>
-            <w:r>
-              <w:t>Author</w:t>
-            </w:r>
-          </w:p>
-        </w:tc>
-        <w:tc>
-          <w:tcPr>
-            <w:tcW w:type="dxa" w:w="4320"/>
-          </w:tcPr>
-          <w:p>
-            <w:r>
-              <w:t>Jamie Brown</w:t>
-            </w:r>
-          </w:p>
-        </w:tc>
-      </w:tr>
-      <w:tr>
-        <w:tc>
-          <w:tcPr>
-            <w:tcW w:type="dxa" w:w="4320"/>
-          </w:tcPr>
-          <w:p>
-            <w:r>
-              <w:t>Role / Department</w:t>
-            </w:r>
-          </w:p>
-        </w:tc>
-        <w:tc>
-          <w:tcPr>
-            <w:tcW w:type="dxa" w:w="4320"/>
-          </w:tcPr>
-          <w:p>
-            <w:r>
-              <w:t>Engineer | Engineering</w:t>
-            </w:r>
-          </w:p>
-        </w:tc>
-      </w:tr>
-      <w:tr>
-        <w:tc>
-          <w:tcPr>
-            <w:tcW w:type="dxa" w:w="4320"/>
-          </w:tcPr>
-          <w:p>
-            <w:r>
-              <w:t>Location</w:t>
-            </w:r>
-          </w:p>
-        </w:tc>
-        <w:tc>
-          <w:tcPr>
-            <w:tcW w:type="dxa" w:w="4320"/>
-          </w:tcPr>
-          <w:p>
-            <w:r>
-              <w:t>Austin</w:t>
-            </w:r>
-          </w:p>
-        </w:tc>
-      </w:tr>
-      <w:tr>
-        <w:tc>
-          <w:tcPr>
-            <w:tcW w:type="dxa" w:w="4320"/>
-          </w:tcPr>
-          <w:p>
-            <w:r>
-              <w:t>Last Modified</w:t>
-            </w:r>
-          </w:p>
-        </w:tc>
-        <w:tc>
-          <w:tcPr>
-            <w:tcW w:type="dxa" w:w="4320"/>
-          </w:tcPr>
-          <w:p>
-            <w:r>
-              <w:t>2025-01-12</w:t>
-            </w:r>
-          </w:p>
-        </w:tc>
-      </w:tr>
-    </w:tbl>
-    <w:p/>
-    <w:p>
-      <w:pPr>
-        <w:pStyle w:val="Heading2"/>
-      </w:pPr>
-      <w:r>
-        <w:t>Specification</w:t>
+        <w:t>Page 1</w:t>
       </w:r>
     </w:p>
     <w:p>
       <w:r>
-        <w:t>Design Specification: Microservices Event Bus Architecture</w:t>
+        <w:t>Section 1: Customer escalation analysis. EMP008 contributes to ast emp008 03 through recurring collaboration, clear ownership boundaries, and measurable outcomes. The team captures decisions, open issues, and handoffs so that knowledge remains discoverable for future programs.</w:t>
       </w:r>
     </w:p>
     <w:p>
       <w:r>
-        <w:t>Version: 1.5</w:t>
+        <w:t>Section 2: Fabric semantic model planning. EMP008 contributes to ast emp008 03 through recurring collaboration, clear ownership boundaries, and measurable outcomes. The team captures decisions, open issues, and handoffs so that knowledge remains discoverable for future programs.</w:t>
       </w:r>
     </w:p>
     <w:p>
       <w:r>
-        <w:t>This specification describes the event-driven architecture for the microservices platform. Services communicate via Azure Service Bus topics. Dead-letter queues are monitored with alerting thresholds. Schema registry enforces backward-compatible contract evolution.</w:t>
+        <w:t>Section 3: Automation backlog refinement. EMP008 contributes to ast emp008 03 through recurring collaboration, clear ownership boundaries, and measurable outcomes. The team captures decisions, open issues, and handoffs so that knowledge remains discoverable for future programs.</w:t>
+      </w:r>
+    </w:p>
+    <w:p>
+      <w:r>
+        <w:t>Section 4: Quarterly delivery milestones. EMP008 contributes to ast emp008 03 through recurring collaboration, clear ownership boundaries, and measurable outcomes. The team captures decisions, open issues, and handoffs so that knowledge remains discoverable for future programs.</w:t>
+      </w:r>
+    </w:p>
+    <w:p>
+      <w:r>
+        <w:br w:type="page"/>
       </w:r>
     </w:p>
     <w:p>
@@ -149,12 +48,60 @@
         <w:pStyle w:val="Heading2"/>
       </w:pPr>
       <w:r>
-        <w:t>Author Competencies</w:t>
+        <w:t>Page 2</w:t>
       </w:r>
     </w:p>
     <w:p>
       <w:r>
-        <w:t>SQL, Kusto, Synapse, Fabric</w:t>
+        <w:t>Section 1: Operational risk review. EMP008 contributes to ast emp008 03 through recurring collaboration, clear ownership boundaries, and measurable outcomes. The team captures decisions, open issues, and handoffs so that knowledge remains discoverable for future programs.</w:t>
+      </w:r>
+    </w:p>
+    <w:p>
+      <w:r>
+        <w:t>Section 2: Knowledge transfer and onboarding. EMP008 contributes to ast emp008 03 through recurring collaboration, clear ownership boundaries, and measurable outcomes. The team captures decisions, open issues, and handoffs so that knowledge remains discoverable for future programs.</w:t>
+      </w:r>
+    </w:p>
+    <w:p>
+      <w:r>
+        <w:t>Section 3: Customer escalation analysis. EMP008 contributes to ast emp008 03 through recurring collaboration, clear ownership boundaries, and measurable outcomes. The team captures decisions, open issues, and handoffs so that knowledge remains discoverable for future programs.</w:t>
+      </w:r>
+    </w:p>
+    <w:p>
+      <w:r>
+        <w:t>Section 4: Data quality remediation. EMP008 contributes to ast emp008 03 through recurring collaboration, clear ownership boundaries, and measurable outcomes. The team captures decisions, open issues, and handoffs so that knowledge remains discoverable for future programs.</w:t>
+      </w:r>
+    </w:p>
+    <w:p>
+      <w:r>
+        <w:br w:type="page"/>
+      </w:r>
+    </w:p>
+    <w:p>
+      <w:pPr>
+        <w:pStyle w:val="Heading2"/>
+      </w:pPr>
+      <w:r>
+        <w:t>Page 3</w:t>
+      </w:r>
+    </w:p>
+    <w:p>
+      <w:r>
+        <w:t>Section 1: Knowledge transfer and onboarding. EMP008 contributes to ast emp008 03 through recurring collaboration, clear ownership boundaries, and measurable outcomes. The team captures decisions, open issues, and handoffs so that knowledge remains discoverable for future programs.</w:t>
+      </w:r>
+    </w:p>
+    <w:p>
+      <w:r>
+        <w:t>Section 2: Knowledge transfer and onboarding. EMP008 contributes to ast emp008 03 through recurring collaboration, clear ownership boundaries, and measurable outcomes. The team captures decisions, open issues, and handoffs so that knowledge remains discoverable for future programs.</w:t>
+      </w:r>
+    </w:p>
+    <w:p>
+      <w:r>
+        <w:t>Section 3: Knowledge transfer and onboarding. EMP008 contributes to ast emp008 03 through recurring collaboration, clear ownership boundaries, and measurable outcomes. The team captures decisions, open issues, and handoffs so that knowledge remains discoverable for future programs.</w:t>
+      </w:r>
+    </w:p>
+    <w:p>
+      <w:r>
+        <w:t>Section 4: Automation backlog refinement. EMP008 contributes to ast emp008 03 through recurring collaboration, clear ownership boundaries, and measurable outcomes. The team captures decisions, open issues, and handoffs so that knowledge remains discoverable for future programs.</w:t>
       </w:r>
     </w:p>
     <w:sectPr>
